--- a/exports/weapons-sop/valletta_weapons_sop.docx
+++ b/exports/weapons-sop/valletta_weapons_sop.docx
@@ -10,7 +10,7 @@
       <w:r>
         <w:drawing>
           <wp:inline distT="0" distB="0" distL="0" distR="0">
-            <wp:extent cx="2857500" cy="571500"/>
+            <wp:extent cx="2095500" cy="1609725"/>
             <wp:effectExtent t="0" r="0" b="0" l="0"/>
             <wp:docPr id="1" name="" descr="" title=""/>
             <wp:cNvGraphicFramePr>
@@ -35,7 +35,7 @@
                   <pic:spPr bwMode="auto">
                     <a:xfrm>
                       <a:off x="0" y="0"/>
-                      <a:ext cx="2857500" cy="571500"/>
+                      <a:ext cx="2095500" cy="1609725"/>
                     </a:xfrm>
                     <a:prstGeom prst="rect">
                       <a:avLst/>
@@ -58,7 +58,7 @@
           <w:rFonts w:ascii="Arial" w:cs="Arial" w:eastAsia="Arial" w:hAnsi="Arial"/>
           <w:b/>
           <w:bCs/>
-          <w:color w:val="FF002B"/>
+          <w:color w:val="1B4FA0"/>
           <w:spacing w:val="16"/>
           <w:sz w:val="19"/>
           <w:szCs w:val="19"/>
@@ -120,7 +120,7 @@
           <w:rFonts w:ascii="Arial" w:cs="Arial" w:eastAsia="Arial" w:hAnsi="Arial"/>
           <w:b/>
           <w:bCs/>
-          <w:color w:val="FF002B"/>
+          <w:color w:val="1B4FA0"/>
           <w:spacing w:val="3"/>
           <w:sz w:val="15"/>
           <w:szCs w:val="15"/>
@@ -152,7 +152,7 @@
           <w:rFonts w:ascii="Arial" w:cs="Arial" w:eastAsia="Arial" w:hAnsi="Arial"/>
           <w:b/>
           <w:bCs/>
-          <w:color w:val="FF002B"/>
+          <w:color w:val="1B4FA0"/>
           <w:spacing w:val="3"/>
           <w:sz w:val="15"/>
           <w:szCs w:val="15"/>
@@ -184,7 +184,7 @@
           <w:rFonts w:ascii="Arial" w:cs="Arial" w:eastAsia="Arial" w:hAnsi="Arial"/>
           <w:b/>
           <w:bCs/>
-          <w:color w:val="FF002B"/>
+          <w:color w:val="1B4FA0"/>
           <w:spacing w:val="3"/>
           <w:sz w:val="15"/>
           <w:szCs w:val="15"/>
@@ -216,7 +216,7 @@
           <w:rFonts w:ascii="Arial" w:cs="Arial" w:eastAsia="Arial" w:hAnsi="Arial"/>
           <w:b/>
           <w:bCs/>
-          <w:color w:val="FF002B"/>
+          <w:color w:val="1B4FA0"/>
           <w:spacing w:val="3"/>
           <w:sz w:val="15"/>
           <w:szCs w:val="15"/>
@@ -241,7 +241,7 @@
     <w:p>
       <w:pPr>
         <w:pBdr>
-          <w:bottom w:val="single" w:color="FF002B" w:sz="10" w:space="4"/>
+          <w:bottom w:val="single" w:color="1B4FA0" w:sz="10" w:space="4"/>
         </w:pBdr>
         <w:spacing w:after="140" w:before="260"/>
       </w:pPr>
@@ -267,7 +267,7 @@
           <w:rFonts w:ascii="Calibri" w:cs="Calibri" w:eastAsia="Calibri" w:hAnsi="Calibri"/>
           <w:b/>
           <w:bCs/>
-          <w:color w:val="FF002B"/>
+          <w:color w:val="1B4FA0"/>
           <w:sz w:val="20"/>
           <w:szCs w:val="20"/>
         </w:rPr>
@@ -288,7 +288,7 @@
     <w:p>
       <w:pPr>
         <w:pBdr>
-          <w:bottom w:val="single" w:color="FF002B" w:sz="10" w:space="4"/>
+          <w:bottom w:val="single" w:color="1B4FA0" w:sz="10" w:space="4"/>
         </w:pBdr>
         <w:spacing w:after="140" w:before="260"/>
       </w:pPr>
@@ -314,7 +314,7 @@
           <w:rFonts w:ascii="Calibri" w:cs="Calibri" w:eastAsia="Calibri" w:hAnsi="Calibri"/>
           <w:b/>
           <w:bCs/>
-          <w:color w:val="FF002B"/>
+          <w:color w:val="1B4FA0"/>
           <w:sz w:val="20"/>
           <w:szCs w:val="20"/>
         </w:rPr>
@@ -335,7 +335,7 @@
     <w:p>
       <w:pPr>
         <w:pBdr>
-          <w:bottom w:val="single" w:color="FF002B" w:sz="10" w:space="4"/>
+          <w:bottom w:val="single" w:color="1B4FA0" w:sz="10" w:space="4"/>
         </w:pBdr>
         <w:spacing w:after="140" w:before="260"/>
       </w:pPr>
@@ -361,7 +361,7 @@
           <w:rFonts w:ascii="Calibri" w:cs="Calibri" w:eastAsia="Calibri" w:hAnsi="Calibri"/>
           <w:b/>
           <w:bCs/>
-          <w:color w:val="FF002B"/>
+          <w:color w:val="1B4FA0"/>
           <w:sz w:val="20"/>
           <w:szCs w:val="20"/>
         </w:rPr>
@@ -389,7 +389,7 @@
           <w:rFonts w:ascii="Calibri" w:cs="Calibri" w:eastAsia="Calibri" w:hAnsi="Calibri"/>
           <w:b/>
           <w:bCs/>
-          <w:color w:val="FF002B"/>
+          <w:color w:val="1B4FA0"/>
           <w:sz w:val="20"/>
           <w:szCs w:val="20"/>
         </w:rPr>
@@ -417,7 +417,7 @@
           <w:rFonts w:ascii="Calibri" w:cs="Calibri" w:eastAsia="Calibri" w:hAnsi="Calibri"/>
           <w:b/>
           <w:bCs/>
-          <w:color w:val="FF002B"/>
+          <w:color w:val="1B4FA0"/>
           <w:sz w:val="20"/>
           <w:szCs w:val="20"/>
         </w:rPr>
@@ -445,7 +445,7 @@
           <w:rFonts w:ascii="Calibri" w:cs="Calibri" w:eastAsia="Calibri" w:hAnsi="Calibri"/>
           <w:b/>
           <w:bCs/>
-          <w:color w:val="FF002B"/>
+          <w:color w:val="1B4FA0"/>
           <w:sz w:val="20"/>
           <w:szCs w:val="20"/>
         </w:rPr>
@@ -473,7 +473,7 @@
           <w:rFonts w:ascii="Calibri" w:cs="Calibri" w:eastAsia="Calibri" w:hAnsi="Calibri"/>
           <w:b/>
           <w:bCs/>
-          <w:color w:val="FF002B"/>
+          <w:color w:val="1B4FA0"/>
           <w:sz w:val="20"/>
           <w:szCs w:val="20"/>
         </w:rPr>
@@ -501,7 +501,7 @@
           <w:rFonts w:ascii="Calibri" w:cs="Calibri" w:eastAsia="Calibri" w:hAnsi="Calibri"/>
           <w:b/>
           <w:bCs/>
-          <w:color w:val="FF002B"/>
+          <w:color w:val="1B4FA0"/>
           <w:sz w:val="20"/>
           <w:szCs w:val="20"/>
         </w:rPr>
@@ -522,7 +522,7 @@
     <w:p>
       <w:pPr>
         <w:pBdr>
-          <w:bottom w:val="single" w:color="FF002B" w:sz="10" w:space="4"/>
+          <w:bottom w:val="single" w:color="1B4FA0" w:sz="10" w:space="4"/>
         </w:pBdr>
         <w:spacing w:after="140" w:before="260"/>
       </w:pPr>
@@ -548,7 +548,7 @@
           <w:rFonts w:ascii="Calibri" w:cs="Calibri" w:eastAsia="Calibri" w:hAnsi="Calibri"/>
           <w:b/>
           <w:bCs/>
-          <w:color w:val="FF002B"/>
+          <w:color w:val="1B4FA0"/>
           <w:sz w:val="20"/>
           <w:szCs w:val="20"/>
         </w:rPr>
@@ -576,7 +576,7 @@
           <w:rFonts w:ascii="Calibri" w:cs="Calibri" w:eastAsia="Calibri" w:hAnsi="Calibri"/>
           <w:b/>
           <w:bCs/>
-          <w:color w:val="FF002B"/>
+          <w:color w:val="1B4FA0"/>
           <w:sz w:val="20"/>
           <w:szCs w:val="20"/>
         </w:rPr>
@@ -604,7 +604,7 @@
           <w:rFonts w:ascii="Calibri" w:cs="Calibri" w:eastAsia="Calibri" w:hAnsi="Calibri"/>
           <w:b/>
           <w:bCs/>
-          <w:color w:val="FF002B"/>
+          <w:color w:val="1B4FA0"/>
           <w:sz w:val="20"/>
           <w:szCs w:val="20"/>
         </w:rPr>
@@ -632,7 +632,7 @@
           <w:rFonts w:ascii="Calibri" w:cs="Calibri" w:eastAsia="Calibri" w:hAnsi="Calibri"/>
           <w:b/>
           <w:bCs/>
-          <w:color w:val="FF002B"/>
+          <w:color w:val="1B4FA0"/>
           <w:sz w:val="20"/>
           <w:szCs w:val="20"/>
         </w:rPr>
@@ -660,7 +660,7 @@
           <w:rFonts w:ascii="Calibri" w:cs="Calibri" w:eastAsia="Calibri" w:hAnsi="Calibri"/>
           <w:b/>
           <w:bCs/>
-          <w:color w:val="FF002B"/>
+          <w:color w:val="1B4FA0"/>
           <w:sz w:val="20"/>
           <w:szCs w:val="20"/>
         </w:rPr>
@@ -688,7 +688,7 @@
           <w:rFonts w:ascii="Calibri" w:cs="Calibri" w:eastAsia="Calibri" w:hAnsi="Calibri"/>
           <w:b/>
           <w:bCs/>
-          <w:color w:val="FF002B"/>
+          <w:color w:val="1B4FA0"/>
           <w:sz w:val="20"/>
           <w:szCs w:val="20"/>
         </w:rPr>
@@ -716,7 +716,7 @@
           <w:rFonts w:ascii="Calibri" w:cs="Calibri" w:eastAsia="Calibri" w:hAnsi="Calibri"/>
           <w:b/>
           <w:bCs/>
-          <w:color w:val="FF002B"/>
+          <w:color w:val="1B4FA0"/>
           <w:sz w:val="20"/>
           <w:szCs w:val="20"/>
         </w:rPr>
@@ -744,7 +744,7 @@
           <w:rFonts w:ascii="Calibri" w:cs="Calibri" w:eastAsia="Calibri" w:hAnsi="Calibri"/>
           <w:b/>
           <w:bCs/>
-          <w:color w:val="FF002B"/>
+          <w:color w:val="1B4FA0"/>
           <w:sz w:val="20"/>
           <w:szCs w:val="20"/>
         </w:rPr>
@@ -772,7 +772,7 @@
           <w:rFonts w:ascii="Calibri" w:cs="Calibri" w:eastAsia="Calibri" w:hAnsi="Calibri"/>
           <w:b/>
           <w:bCs/>
-          <w:color w:val="FF002B"/>
+          <w:color w:val="1B4FA0"/>
           <w:sz w:val="20"/>
           <w:szCs w:val="20"/>
         </w:rPr>
@@ -800,7 +800,7 @@
           <w:rFonts w:ascii="Calibri" w:cs="Calibri" w:eastAsia="Calibri" w:hAnsi="Calibri"/>
           <w:b/>
           <w:bCs/>
-          <w:color w:val="FF002B"/>
+          <w:color w:val="1B4FA0"/>
           <w:sz w:val="20"/>
           <w:szCs w:val="20"/>
         </w:rPr>
@@ -828,7 +828,7 @@
           <w:rFonts w:ascii="Calibri" w:cs="Calibri" w:eastAsia="Calibri" w:hAnsi="Calibri"/>
           <w:b/>
           <w:bCs/>
-          <w:color w:val="FF002B"/>
+          <w:color w:val="1B4FA0"/>
           <w:sz w:val="20"/>
           <w:szCs w:val="20"/>
         </w:rPr>
@@ -856,7 +856,7 @@
           <w:rFonts w:ascii="Calibri" w:cs="Calibri" w:eastAsia="Calibri" w:hAnsi="Calibri"/>
           <w:b/>
           <w:bCs/>
-          <w:color w:val="FF002B"/>
+          <w:color w:val="1B4FA0"/>
           <w:sz w:val="20"/>
           <w:szCs w:val="20"/>
         </w:rPr>
@@ -884,7 +884,7 @@
           <w:rFonts w:ascii="Calibri" w:cs="Calibri" w:eastAsia="Calibri" w:hAnsi="Calibri"/>
           <w:b/>
           <w:bCs/>
-          <w:color w:val="FF002B"/>
+          <w:color w:val="1B4FA0"/>
           <w:sz w:val="20"/>
           <w:szCs w:val="20"/>
         </w:rPr>
@@ -905,7 +905,7 @@
     <w:p>
       <w:pPr>
         <w:pBdr>
-          <w:bottom w:val="single" w:color="FF002B" w:sz="10" w:space="4"/>
+          <w:bottom w:val="single" w:color="1B4FA0" w:sz="10" w:space="4"/>
         </w:pBdr>
         <w:spacing w:after="140" w:before="260"/>
       </w:pPr>
@@ -931,7 +931,7 @@
           <w:rFonts w:ascii="Calibri" w:cs="Calibri" w:eastAsia="Calibri" w:hAnsi="Calibri"/>
           <w:b/>
           <w:bCs/>
-          <w:color w:val="FF002B"/>
+          <w:color w:val="1B4FA0"/>
           <w:sz w:val="20"/>
           <w:szCs w:val="20"/>
         </w:rPr>
@@ -959,7 +959,7 @@
           <w:rFonts w:ascii="Calibri" w:cs="Calibri" w:eastAsia="Calibri" w:hAnsi="Calibri"/>
           <w:b/>
           <w:bCs/>
-          <w:color w:val="FF002B"/>
+          <w:color w:val="1B4FA0"/>
           <w:sz w:val="20"/>
           <w:szCs w:val="20"/>
         </w:rPr>
@@ -987,7 +987,7 @@
           <w:rFonts w:ascii="Calibri" w:cs="Calibri" w:eastAsia="Calibri" w:hAnsi="Calibri"/>
           <w:b/>
           <w:bCs/>
-          <w:color w:val="FF002B"/>
+          <w:color w:val="1B4FA0"/>
           <w:sz w:val="20"/>
           <w:szCs w:val="20"/>
         </w:rPr>
@@ -1015,7 +1015,7 @@
           <w:rFonts w:ascii="Calibri" w:cs="Calibri" w:eastAsia="Calibri" w:hAnsi="Calibri"/>
           <w:b/>
           <w:bCs/>
-          <w:color w:val="FF002B"/>
+          <w:color w:val="1B4FA0"/>
           <w:sz w:val="20"/>
           <w:szCs w:val="20"/>
         </w:rPr>
@@ -1041,7 +1041,7 @@
     <w:p>
       <w:pPr>
         <w:pBdr>
-          <w:bottom w:val="single" w:color="FF002B" w:sz="10" w:space="4"/>
+          <w:bottom w:val="single" w:color="1B4FA0" w:sz="10" w:space="4"/>
         </w:pBdr>
         <w:spacing w:after="140" w:before="260"/>
       </w:pPr>
@@ -1067,7 +1067,7 @@
           <w:rFonts w:ascii="Calibri" w:cs="Calibri" w:eastAsia="Calibri" w:hAnsi="Calibri"/>
           <w:b/>
           <w:bCs/>
-          <w:color w:val="FF002B"/>
+          <w:color w:val="1B4FA0"/>
           <w:sz w:val="20"/>
           <w:szCs w:val="20"/>
         </w:rPr>
@@ -1095,7 +1095,7 @@
           <w:rFonts w:ascii="Calibri" w:cs="Calibri" w:eastAsia="Calibri" w:hAnsi="Calibri"/>
           <w:b/>
           <w:bCs/>
-          <w:color w:val="FF002B"/>
+          <w:color w:val="1B4FA0"/>
           <w:sz w:val="20"/>
           <w:szCs w:val="20"/>
         </w:rPr>
@@ -1123,7 +1123,7 @@
           <w:rFonts w:ascii="Calibri" w:cs="Calibri" w:eastAsia="Calibri" w:hAnsi="Calibri"/>
           <w:b/>
           <w:bCs/>
-          <w:color w:val="FF002B"/>
+          <w:color w:val="1B4FA0"/>
           <w:sz w:val="20"/>
           <w:szCs w:val="20"/>
         </w:rPr>
@@ -1151,7 +1151,7 @@
           <w:rFonts w:ascii="Calibri" w:cs="Calibri" w:eastAsia="Calibri" w:hAnsi="Calibri"/>
           <w:b/>
           <w:bCs/>
-          <w:color w:val="FF002B"/>
+          <w:color w:val="1B4FA0"/>
           <w:sz w:val="20"/>
           <w:szCs w:val="20"/>
         </w:rPr>
@@ -1179,7 +1179,7 @@
           <w:rFonts w:ascii="Calibri" w:cs="Calibri" w:eastAsia="Calibri" w:hAnsi="Calibri"/>
           <w:b/>
           <w:bCs/>
-          <w:color w:val="FF002B"/>
+          <w:color w:val="1B4FA0"/>
           <w:sz w:val="20"/>
           <w:szCs w:val="20"/>
         </w:rPr>
@@ -1207,7 +1207,7 @@
           <w:rFonts w:ascii="Calibri" w:cs="Calibri" w:eastAsia="Calibri" w:hAnsi="Calibri"/>
           <w:b/>
           <w:bCs/>
-          <w:color w:val="FF002B"/>
+          <w:color w:val="1B4FA0"/>
           <w:sz w:val="20"/>
           <w:szCs w:val="20"/>
         </w:rPr>
@@ -1235,7 +1235,7 @@
           <w:rFonts w:ascii="Calibri" w:cs="Calibri" w:eastAsia="Calibri" w:hAnsi="Calibri"/>
           <w:b/>
           <w:bCs/>
-          <w:color w:val="FF002B"/>
+          <w:color w:val="1B4FA0"/>
           <w:sz w:val="20"/>
           <w:szCs w:val="20"/>
         </w:rPr>
@@ -1263,7 +1263,7 @@
           <w:rFonts w:ascii="Calibri" w:cs="Calibri" w:eastAsia="Calibri" w:hAnsi="Calibri"/>
           <w:b/>
           <w:bCs/>
-          <w:color w:val="FF002B"/>
+          <w:color w:val="1B4FA0"/>
           <w:sz w:val="20"/>
           <w:szCs w:val="20"/>
         </w:rPr>
@@ -1291,7 +1291,7 @@
           <w:rFonts w:ascii="Calibri" w:cs="Calibri" w:eastAsia="Calibri" w:hAnsi="Calibri"/>
           <w:b/>
           <w:bCs/>
-          <w:color w:val="FF002B"/>
+          <w:color w:val="1B4FA0"/>
           <w:sz w:val="20"/>
           <w:szCs w:val="20"/>
         </w:rPr>
@@ -1319,7 +1319,7 @@
           <w:rFonts w:ascii="Calibri" w:cs="Calibri" w:eastAsia="Calibri" w:hAnsi="Calibri"/>
           <w:b/>
           <w:bCs/>
-          <w:color w:val="FF002B"/>
+          <w:color w:val="1B4FA0"/>
           <w:sz w:val="20"/>
           <w:szCs w:val="20"/>
         </w:rPr>
@@ -1340,7 +1340,7 @@
     <w:p>
       <w:pPr>
         <w:pBdr>
-          <w:bottom w:val="single" w:color="FF002B" w:sz="10" w:space="4"/>
+          <w:bottom w:val="single" w:color="1B4FA0" w:sz="10" w:space="4"/>
         </w:pBdr>
         <w:spacing w:after="140" w:before="260"/>
       </w:pPr>
@@ -1366,7 +1366,7 @@
           <w:rFonts w:ascii="Calibri" w:cs="Calibri" w:eastAsia="Calibri" w:hAnsi="Calibri"/>
           <w:b/>
           <w:bCs/>
-          <w:color w:val="FF002B"/>
+          <w:color w:val="1B4FA0"/>
           <w:sz w:val="20"/>
           <w:szCs w:val="20"/>
         </w:rPr>
@@ -1394,7 +1394,7 @@
           <w:rFonts w:ascii="Calibri" w:cs="Calibri" w:eastAsia="Calibri" w:hAnsi="Calibri"/>
           <w:b/>
           <w:bCs/>
-          <w:color w:val="FF002B"/>
+          <w:color w:val="1B4FA0"/>
           <w:sz w:val="20"/>
           <w:szCs w:val="20"/>
         </w:rPr>
@@ -1422,7 +1422,7 @@
           <w:rFonts w:ascii="Calibri" w:cs="Calibri" w:eastAsia="Calibri" w:hAnsi="Calibri"/>
           <w:b/>
           <w:bCs/>
-          <w:color w:val="FF002B"/>
+          <w:color w:val="1B4FA0"/>
           <w:sz w:val="20"/>
           <w:szCs w:val="20"/>
         </w:rPr>
@@ -1450,7 +1450,7 @@
           <w:rFonts w:ascii="Calibri" w:cs="Calibri" w:eastAsia="Calibri" w:hAnsi="Calibri"/>
           <w:b/>
           <w:bCs/>
-          <w:color w:val="FF002B"/>
+          <w:color w:val="1B4FA0"/>
           <w:sz w:val="20"/>
           <w:szCs w:val="20"/>
         </w:rPr>
@@ -1478,7 +1478,7 @@
           <w:rFonts w:ascii="Calibri" w:cs="Calibri" w:eastAsia="Calibri" w:hAnsi="Calibri"/>
           <w:b/>
           <w:bCs/>
-          <w:color w:val="FF002B"/>
+          <w:color w:val="1B4FA0"/>
           <w:sz w:val="20"/>
           <w:szCs w:val="20"/>
         </w:rPr>
@@ -1506,7 +1506,7 @@
           <w:rFonts w:ascii="Calibri" w:cs="Calibri" w:eastAsia="Calibri" w:hAnsi="Calibri"/>
           <w:b/>
           <w:bCs/>
-          <w:color w:val="FF002B"/>
+          <w:color w:val="1B4FA0"/>
           <w:sz w:val="20"/>
           <w:szCs w:val="20"/>
         </w:rPr>
@@ -1534,7 +1534,7 @@
           <w:rFonts w:ascii="Calibri" w:cs="Calibri" w:eastAsia="Calibri" w:hAnsi="Calibri"/>
           <w:b/>
           <w:bCs/>
-          <w:color w:val="FF002B"/>
+          <w:color w:val="1B4FA0"/>
           <w:sz w:val="20"/>
           <w:szCs w:val="20"/>
         </w:rPr>
@@ -1562,7 +1562,7 @@
           <w:rFonts w:ascii="Calibri" w:cs="Calibri" w:eastAsia="Calibri" w:hAnsi="Calibri"/>
           <w:b/>
           <w:bCs/>
-          <w:color w:val="FF002B"/>
+          <w:color w:val="1B4FA0"/>
           <w:sz w:val="20"/>
           <w:szCs w:val="20"/>
         </w:rPr>
@@ -1590,7 +1590,7 @@
           <w:rFonts w:ascii="Calibri" w:cs="Calibri" w:eastAsia="Calibri" w:hAnsi="Calibri"/>
           <w:b/>
           <w:bCs/>
-          <w:color w:val="FF002B"/>
+          <w:color w:val="1B4FA0"/>
           <w:sz w:val="20"/>
           <w:szCs w:val="20"/>
         </w:rPr>
@@ -1618,7 +1618,7 @@
           <w:rFonts w:ascii="Calibri" w:cs="Calibri" w:eastAsia="Calibri" w:hAnsi="Calibri"/>
           <w:b/>
           <w:bCs/>
-          <w:color w:val="FF002B"/>
+          <w:color w:val="1B4FA0"/>
           <w:sz w:val="20"/>
           <w:szCs w:val="20"/>
         </w:rPr>
@@ -1639,7 +1639,7 @@
     <w:p>
       <w:pPr>
         <w:pBdr>
-          <w:left w:val="single" w:color="FF002B" w:sz="16" w:space="10"/>
+          <w:left w:val="single" w:color="1B4FA0" w:sz="16" w:space="10"/>
         </w:pBdr>
         <w:shd w:fill="EFEFEC" w:color="auto" w:val="clear"/>
         <w:spacing w:after="20" w:before="90"/>
@@ -1649,7 +1649,7 @@
           <w:rFonts w:ascii="Arial" w:cs="Arial" w:eastAsia="Arial" w:hAnsi="Arial"/>
           <w:b/>
           <w:bCs/>
-          <w:color w:val="FF002B"/>
+          <w:color w:val="1B4FA0"/>
           <w:spacing w:val="6"/>
           <w:sz w:val="14"/>
           <w:szCs w:val="14"/>
@@ -1660,7 +1660,7 @@
     <w:p>
       <w:pPr>
         <w:pBdr>
-          <w:left w:val="single" w:color="FF002B" w:sz="16" w:space="10"/>
+          <w:left w:val="single" w:color="1B4FA0" w:sz="16" w:space="10"/>
         </w:pBdr>
         <w:shd w:fill="EFEFEC" w:color="auto" w:val="clear"/>
         <w:spacing w:after="90"/>
@@ -1678,7 +1678,7 @@
     <w:p>
       <w:pPr>
         <w:pBdr>
-          <w:bottom w:val="single" w:color="FF002B" w:sz="10" w:space="4"/>
+          <w:bottom w:val="single" w:color="1B4FA0" w:sz="10" w:space="4"/>
         </w:pBdr>
         <w:spacing w:after="140" w:before="260"/>
       </w:pPr>
@@ -1704,7 +1704,7 @@
           <w:rFonts w:ascii="Calibri" w:cs="Calibri" w:eastAsia="Calibri" w:hAnsi="Calibri"/>
           <w:b/>
           <w:bCs/>
-          <w:color w:val="FF002B"/>
+          <w:color w:val="1B4FA0"/>
           <w:sz w:val="20"/>
           <w:szCs w:val="20"/>
         </w:rPr>
@@ -1732,7 +1732,7 @@
           <w:rFonts w:ascii="Calibri" w:cs="Calibri" w:eastAsia="Calibri" w:hAnsi="Calibri"/>
           <w:b/>
           <w:bCs/>
-          <w:color w:val="FF002B"/>
+          <w:color w:val="1B4FA0"/>
           <w:sz w:val="20"/>
           <w:szCs w:val="20"/>
         </w:rPr>
@@ -1760,7 +1760,7 @@
           <w:rFonts w:ascii="Calibri" w:cs="Calibri" w:eastAsia="Calibri" w:hAnsi="Calibri"/>
           <w:b/>
           <w:bCs/>
-          <w:color w:val="FF002B"/>
+          <w:color w:val="1B4FA0"/>
           <w:sz w:val="20"/>
           <w:szCs w:val="20"/>
         </w:rPr>
@@ -1788,7 +1788,7 @@
           <w:rFonts w:ascii="Calibri" w:cs="Calibri" w:eastAsia="Calibri" w:hAnsi="Calibri"/>
           <w:b/>
           <w:bCs/>
-          <w:color w:val="FF002B"/>
+          <w:color w:val="1B4FA0"/>
           <w:sz w:val="20"/>
           <w:szCs w:val="20"/>
         </w:rPr>
@@ -1816,7 +1816,7 @@
           <w:rFonts w:ascii="Calibri" w:cs="Calibri" w:eastAsia="Calibri" w:hAnsi="Calibri"/>
           <w:b/>
           <w:bCs/>
-          <w:color w:val="FF002B"/>
+          <w:color w:val="1B4FA0"/>
           <w:sz w:val="20"/>
           <w:szCs w:val="20"/>
         </w:rPr>
@@ -1844,7 +1844,7 @@
           <w:rFonts w:ascii="Calibri" w:cs="Calibri" w:eastAsia="Calibri" w:hAnsi="Calibri"/>
           <w:b/>
           <w:bCs/>
-          <w:color w:val="FF002B"/>
+          <w:color w:val="1B4FA0"/>
           <w:sz w:val="20"/>
           <w:szCs w:val="20"/>
         </w:rPr>
@@ -1872,7 +1872,7 @@
           <w:rFonts w:ascii="Calibri" w:cs="Calibri" w:eastAsia="Calibri" w:hAnsi="Calibri"/>
           <w:b/>
           <w:bCs/>
-          <w:color w:val="FF002B"/>
+          <w:color w:val="1B4FA0"/>
           <w:sz w:val="20"/>
           <w:szCs w:val="20"/>
         </w:rPr>
@@ -1900,7 +1900,7 @@
           <w:rFonts w:ascii="Calibri" w:cs="Calibri" w:eastAsia="Calibri" w:hAnsi="Calibri"/>
           <w:b/>
           <w:bCs/>
-          <w:color w:val="FF002B"/>
+          <w:color w:val="1B4FA0"/>
           <w:sz w:val="20"/>
           <w:szCs w:val="20"/>
         </w:rPr>
@@ -1928,7 +1928,7 @@
           <w:rFonts w:ascii="Calibri" w:cs="Calibri" w:eastAsia="Calibri" w:hAnsi="Calibri"/>
           <w:b/>
           <w:bCs/>
-          <w:color w:val="FF002B"/>
+          <w:color w:val="1B4FA0"/>
           <w:sz w:val="20"/>
           <w:szCs w:val="20"/>
         </w:rPr>
@@ -1956,7 +1956,7 @@
           <w:rFonts w:ascii="Calibri" w:cs="Calibri" w:eastAsia="Calibri" w:hAnsi="Calibri"/>
           <w:b/>
           <w:bCs/>
-          <w:color w:val="FF002B"/>
+          <w:color w:val="1B4FA0"/>
           <w:sz w:val="20"/>
           <w:szCs w:val="20"/>
         </w:rPr>
@@ -1982,7 +1982,7 @@
     <w:p>
       <w:pPr>
         <w:pBdr>
-          <w:bottom w:val="single" w:color="FF002B" w:sz="10" w:space="4"/>
+          <w:bottom w:val="single" w:color="1B4FA0" w:sz="10" w:space="4"/>
         </w:pBdr>
         <w:spacing w:after="140" w:before="260"/>
       </w:pPr>
@@ -2008,7 +2008,7 @@
           <w:rFonts w:ascii="Calibri" w:cs="Calibri" w:eastAsia="Calibri" w:hAnsi="Calibri"/>
           <w:b/>
           <w:bCs/>
-          <w:color w:val="FF002B"/>
+          <w:color w:val="1B4FA0"/>
           <w:sz w:val="20"/>
           <w:szCs w:val="20"/>
         </w:rPr>
@@ -2036,7 +2036,7 @@
           <w:rFonts w:ascii="Calibri" w:cs="Calibri" w:eastAsia="Calibri" w:hAnsi="Calibri"/>
           <w:b/>
           <w:bCs/>
-          <w:color w:val="FF002B"/>
+          <w:color w:val="1B4FA0"/>
           <w:sz w:val="20"/>
           <w:szCs w:val="20"/>
         </w:rPr>
@@ -2064,7 +2064,7 @@
           <w:rFonts w:ascii="Calibri" w:cs="Calibri" w:eastAsia="Calibri" w:hAnsi="Calibri"/>
           <w:b/>
           <w:bCs/>
-          <w:color w:val="FF002B"/>
+          <w:color w:val="1B4FA0"/>
           <w:sz w:val="20"/>
           <w:szCs w:val="20"/>
         </w:rPr>
@@ -2085,7 +2085,7 @@
     <w:p>
       <w:pPr>
         <w:pBdr>
-          <w:bottom w:val="single" w:color="FF002B" w:sz="10" w:space="4"/>
+          <w:bottom w:val="single" w:color="1B4FA0" w:sz="10" w:space="4"/>
         </w:pBdr>
         <w:spacing w:after="140" w:before="260"/>
       </w:pPr>
@@ -2111,7 +2111,7 @@
           <w:rFonts w:ascii="Calibri" w:cs="Calibri" w:eastAsia="Calibri" w:hAnsi="Calibri"/>
           <w:b/>
           <w:bCs/>
-          <w:color w:val="FF002B"/>
+          <w:color w:val="1B4FA0"/>
           <w:sz w:val="20"/>
           <w:szCs w:val="20"/>
         </w:rPr>
@@ -2139,7 +2139,7 @@
           <w:rFonts w:ascii="Calibri" w:cs="Calibri" w:eastAsia="Calibri" w:hAnsi="Calibri"/>
           <w:b/>
           <w:bCs/>
-          <w:color w:val="FF002B"/>
+          <w:color w:val="1B4FA0"/>
           <w:sz w:val="20"/>
           <w:szCs w:val="20"/>
         </w:rPr>
@@ -2167,7 +2167,7 @@
           <w:rFonts w:ascii="Calibri" w:cs="Calibri" w:eastAsia="Calibri" w:hAnsi="Calibri"/>
           <w:b/>
           <w:bCs/>
-          <w:color w:val="FF002B"/>
+          <w:color w:val="1B4FA0"/>
           <w:sz w:val="20"/>
           <w:szCs w:val="20"/>
         </w:rPr>
@@ -2195,7 +2195,7 @@
           <w:rFonts w:ascii="Calibri" w:cs="Calibri" w:eastAsia="Calibri" w:hAnsi="Calibri"/>
           <w:b/>
           <w:bCs/>
-          <w:color w:val="FF002B"/>
+          <w:color w:val="1B4FA0"/>
           <w:sz w:val="20"/>
           <w:szCs w:val="20"/>
         </w:rPr>
@@ -2223,7 +2223,7 @@
           <w:rFonts w:ascii="Calibri" w:cs="Calibri" w:eastAsia="Calibri" w:hAnsi="Calibri"/>
           <w:b/>
           <w:bCs/>
-          <w:color w:val="FF002B"/>
+          <w:color w:val="1B4FA0"/>
           <w:sz w:val="20"/>
           <w:szCs w:val="20"/>
         </w:rPr>
@@ -2244,7 +2244,7 @@
     <w:p>
       <w:pPr>
         <w:pBdr>
-          <w:bottom w:val="single" w:color="FF002B" w:sz="10" w:space="4"/>
+          <w:bottom w:val="single" w:color="1B4FA0" w:sz="10" w:space="4"/>
         </w:pBdr>
         <w:spacing w:after="140" w:before="260"/>
       </w:pPr>
@@ -2270,7 +2270,7 @@
           <w:rFonts w:ascii="Calibri" w:cs="Calibri" w:eastAsia="Calibri" w:hAnsi="Calibri"/>
           <w:b/>
           <w:bCs/>
-          <w:color w:val="FF002B"/>
+          <w:color w:val="1B4FA0"/>
           <w:sz w:val="20"/>
           <w:szCs w:val="20"/>
         </w:rPr>
@@ -2298,7 +2298,7 @@
           <w:rFonts w:ascii="Calibri" w:cs="Calibri" w:eastAsia="Calibri" w:hAnsi="Calibri"/>
           <w:b/>
           <w:bCs/>
-          <w:color w:val="FF002B"/>
+          <w:color w:val="1B4FA0"/>
           <w:sz w:val="20"/>
           <w:szCs w:val="20"/>
         </w:rPr>
@@ -2326,7 +2326,7 @@
           <w:rFonts w:ascii="Calibri" w:cs="Calibri" w:eastAsia="Calibri" w:hAnsi="Calibri"/>
           <w:b/>
           <w:bCs/>
-          <w:color w:val="FF002B"/>
+          <w:color w:val="1B4FA0"/>
           <w:sz w:val="20"/>
           <w:szCs w:val="20"/>
         </w:rPr>
@@ -2354,7 +2354,7 @@
           <w:rFonts w:ascii="Calibri" w:cs="Calibri" w:eastAsia="Calibri" w:hAnsi="Calibri"/>
           <w:b/>
           <w:bCs/>
-          <w:color w:val="FF002B"/>
+          <w:color w:val="1B4FA0"/>
           <w:sz w:val="20"/>
           <w:szCs w:val="20"/>
         </w:rPr>
@@ -2375,7 +2375,7 @@
     <w:p>
       <w:pPr>
         <w:pBdr>
-          <w:bottom w:val="single" w:color="FF002B" w:sz="10" w:space="4"/>
+          <w:bottom w:val="single" w:color="1B4FA0" w:sz="10" w:space="4"/>
         </w:pBdr>
         <w:spacing w:after="140" w:before="260"/>
       </w:pPr>
@@ -2401,7 +2401,7 @@
           <w:rFonts w:ascii="Calibri" w:cs="Calibri" w:eastAsia="Calibri" w:hAnsi="Calibri"/>
           <w:b/>
           <w:bCs/>
-          <w:color w:val="FF002B"/>
+          <w:color w:val="1B4FA0"/>
           <w:sz w:val="20"/>
           <w:szCs w:val="20"/>
         </w:rPr>
@@ -2429,7 +2429,7 @@
           <w:rFonts w:ascii="Calibri" w:cs="Calibri" w:eastAsia="Calibri" w:hAnsi="Calibri"/>
           <w:b/>
           <w:bCs/>
-          <w:color w:val="FF002B"/>
+          <w:color w:val="1B4FA0"/>
           <w:sz w:val="20"/>
           <w:szCs w:val="20"/>
         </w:rPr>
@@ -2457,7 +2457,7 @@
           <w:rFonts w:ascii="Calibri" w:cs="Calibri" w:eastAsia="Calibri" w:hAnsi="Calibri"/>
           <w:b/>
           <w:bCs/>
-          <w:color w:val="FF002B"/>
+          <w:color w:val="1B4FA0"/>
           <w:sz w:val="20"/>
           <w:szCs w:val="20"/>
         </w:rPr>
@@ -2485,7 +2485,7 @@
           <w:rFonts w:ascii="Calibri" w:cs="Calibri" w:eastAsia="Calibri" w:hAnsi="Calibri"/>
           <w:b/>
           <w:bCs/>
-          <w:color w:val="FF002B"/>
+          <w:color w:val="1B4FA0"/>
           <w:sz w:val="20"/>
           <w:szCs w:val="20"/>
         </w:rPr>
@@ -2513,7 +2513,7 @@
           <w:rFonts w:ascii="Calibri" w:cs="Calibri" w:eastAsia="Calibri" w:hAnsi="Calibri"/>
           <w:b/>
           <w:bCs/>
-          <w:color w:val="FF002B"/>
+          <w:color w:val="1B4FA0"/>
           <w:sz w:val="20"/>
           <w:szCs w:val="20"/>
         </w:rPr>
@@ -2539,7 +2539,7 @@
     <w:p>
       <w:pPr>
         <w:pBdr>
-          <w:bottom w:val="single" w:color="FF002B" w:sz="10" w:space="4"/>
+          <w:bottom w:val="single" w:color="1B4FA0" w:sz="10" w:space="4"/>
         </w:pBdr>
         <w:spacing w:after="140" w:before="260"/>
       </w:pPr>
@@ -2570,7 +2570,7 @@
           <w:rFonts w:ascii="Arial" w:cs="Arial" w:eastAsia="Arial" w:hAnsi="Arial"/>
           <w:b/>
           <w:bCs/>
-          <w:color w:val="FF002B"/>
+          <w:color w:val="1B4FA0"/>
           <w:spacing w:val="3"/>
           <w:sz w:val="15"/>
           <w:szCs w:val="15"/>
@@ -2602,7 +2602,7 @@
           <w:rFonts w:ascii="Arial" w:cs="Arial" w:eastAsia="Arial" w:hAnsi="Arial"/>
           <w:b/>
           <w:bCs/>
-          <w:color w:val="FF002B"/>
+          <w:color w:val="1B4FA0"/>
           <w:spacing w:val="3"/>
           <w:sz w:val="15"/>
           <w:szCs w:val="15"/>
@@ -2634,7 +2634,7 @@
           <w:rFonts w:ascii="Arial" w:cs="Arial" w:eastAsia="Arial" w:hAnsi="Arial"/>
           <w:b/>
           <w:bCs/>
-          <w:color w:val="FF002B"/>
+          <w:color w:val="1B4FA0"/>
           <w:spacing w:val="3"/>
           <w:sz w:val="15"/>
           <w:szCs w:val="15"/>
@@ -2666,7 +2666,7 @@
           <w:rFonts w:ascii="Arial" w:cs="Arial" w:eastAsia="Arial" w:hAnsi="Arial"/>
           <w:b/>
           <w:bCs/>
-          <w:color w:val="FF002B"/>
+          <w:color w:val="1B4FA0"/>
           <w:spacing w:val="3"/>
           <w:sz w:val="15"/>
           <w:szCs w:val="15"/>
@@ -2698,7 +2698,7 @@
           <w:rFonts w:ascii="Arial" w:cs="Arial" w:eastAsia="Arial" w:hAnsi="Arial"/>
           <w:b/>
           <w:bCs/>
-          <w:color w:val="FF002B"/>
+          <w:color w:val="1B4FA0"/>
           <w:spacing w:val="3"/>
           <w:sz w:val="15"/>
           <w:szCs w:val="15"/>
@@ -3021,7 +3021,7 @@
     <w:p>
       <w:pPr>
         <w:pBdr>
-          <w:bottom w:val="single" w:color="FF002B" w:sz="10" w:space="4"/>
+          <w:bottom w:val="single" w:color="1B4FA0" w:sz="10" w:space="4"/>
         </w:pBdr>
         <w:spacing w:after="140" w:before="260"/>
       </w:pPr>
@@ -3052,7 +3052,7 @@
           <w:rFonts w:ascii="Arial" w:cs="Arial" w:eastAsia="Arial" w:hAnsi="Arial"/>
           <w:b/>
           <w:bCs/>
-          <w:color w:val="FF002B"/>
+          <w:color w:val="1B4FA0"/>
           <w:spacing w:val="3"/>
           <w:sz w:val="15"/>
           <w:szCs w:val="15"/>
@@ -3084,7 +3084,7 @@
           <w:rFonts w:ascii="Arial" w:cs="Arial" w:eastAsia="Arial" w:hAnsi="Arial"/>
           <w:b/>
           <w:bCs/>
-          <w:color w:val="FF002B"/>
+          <w:color w:val="1B4FA0"/>
           <w:spacing w:val="3"/>
           <w:sz w:val="15"/>
           <w:szCs w:val="15"/>
@@ -3116,7 +3116,7 @@
           <w:rFonts w:ascii="Arial" w:cs="Arial" w:eastAsia="Arial" w:hAnsi="Arial"/>
           <w:b/>
           <w:bCs/>
-          <w:color w:val="FF002B"/>
+          <w:color w:val="1B4FA0"/>
           <w:spacing w:val="3"/>
           <w:sz w:val="15"/>
           <w:szCs w:val="15"/>
@@ -3148,7 +3148,7 @@
           <w:rFonts w:ascii="Arial" w:cs="Arial" w:eastAsia="Arial" w:hAnsi="Arial"/>
           <w:b/>
           <w:bCs/>
-          <w:color w:val="FF002B"/>
+          <w:color w:val="1B4FA0"/>
           <w:spacing w:val="3"/>
           <w:sz w:val="15"/>
           <w:szCs w:val="15"/>
@@ -3180,7 +3180,7 @@
           <w:rFonts w:ascii="Arial" w:cs="Arial" w:eastAsia="Arial" w:hAnsi="Arial"/>
           <w:b/>
           <w:bCs/>
-          <w:color w:val="FF002B"/>
+          <w:color w:val="1B4FA0"/>
           <w:spacing w:val="3"/>
           <w:sz w:val="15"/>
           <w:szCs w:val="15"/>
@@ -3651,7 +3651,7 @@
   <w:p>
     <w:pPr>
       <w:pBdr>
-        <w:bottom w:val="single" w:color="FF002B" w:sz="16" w:space="8"/>
+        <w:bottom w:val="single" w:color="1B4FA0" w:sz="16" w:space="8"/>
       </w:pBdr>
       <w:tabs>
         <w:tab w:val="right" w:pos="9648"/>
@@ -3660,7 +3660,7 @@
     <w:r>
       <w:drawing>
         <wp:inline distT="0" distB="0" distL="0" distR="0">
-          <wp:extent cx="1428750" cy="285750"/>
+          <wp:extent cx="1047750" cy="809625"/>
           <wp:effectExtent t="0" r="0" b="0" l="0"/>
           <wp:docPr id="1" name="" descr="" title=""/>
           <wp:cNvGraphicFramePr>
@@ -3685,7 +3685,7 @@
                 <pic:spPr bwMode="auto">
                   <a:xfrm>
                     <a:off x="0" y="0"/>
-                    <a:ext cx="1428750" cy="285750"/>
+                    <a:ext cx="1047750" cy="809625"/>
                   </a:xfrm>
                   <a:prstGeom prst="rect">
                     <a:avLst/>
@@ -3820,7 +3820,7 @@
       </w:pPr>
       <w:rPr>
         <w:rFonts w:ascii="Calibri" w:cs="Calibri" w:eastAsia="Calibri" w:hAnsi="Calibri"/>
-        <w:color w:val="FF002B"/>
+        <w:color w:val="1B4FA0"/>
         <w:sz w:val="16"/>
         <w:szCs w:val="16"/>
       </w:rPr>

--- a/exports/weapons-sop/valletta_weapons_sop.docx
+++ b/exports/weapons-sop/valletta_weapons_sop.docx
@@ -3501,7 +3501,7 @@
       <w:footerReference w:type="default" r:id="rId9"/>
       <w:footerReference w:type="first" r:id="rId10"/>
       <w:pgSz w:w="12240" w:h="15840" w:orient="portrait"/>
-      <w:pgMar w:top="1296" w:right="1296" w:bottom="1296" w:left="1296" w:header="708" w:footer="708" w:gutter="0"/>
+      <w:pgMar w:top="1440" w:right="1440" w:bottom="1440" w:left="1440" w:header="504" w:footer="504" w:gutter="0"/>
       <w:pgNumType/>
       <w:titlePg/>
       <w:docGrid w:linePitch="360"/>
@@ -3654,13 +3654,13 @@
         <w:bottom w:val="single" w:color="1B4FA0" w:sz="16" w:space="8"/>
       </w:pBdr>
       <w:tabs>
-        <w:tab w:val="right" w:pos="9648"/>
+        <w:tab w:val="right" w:pos="9360"/>
       </w:tabs>
     </w:pPr>
     <w:r>
       <w:drawing>
         <wp:inline distT="0" distB="0" distL="0" distR="0">
-          <wp:extent cx="1047750" cy="809625"/>
+          <wp:extent cx="600075" cy="457200"/>
           <wp:effectExtent t="0" r="0" b="0" l="0"/>
           <wp:docPr id="1" name="" descr="" title=""/>
           <wp:cNvGraphicFramePr>
@@ -3685,7 +3685,7 @@
                 <pic:spPr bwMode="auto">
                   <a:xfrm>
                     <a:off x="0" y="0"/>
-                    <a:ext cx="1047750" cy="809625"/>
+                    <a:ext cx="600075" cy="457200"/>
                   </a:xfrm>
                   <a:prstGeom prst="rect">
                     <a:avLst/>
